--- a/blog/DC-Fintech-Week-2026-Language-Trust-Layer.docx
+++ b/blog/DC-Fintech-Week-2026-Language-Trust-Layer.docx
@@ -855,7 +855,7 @@
         </w:rPr>
         <w:t xml:space="preserve"> (survey of 8,709 consumers in 29 countries; 76% prefer their own language, 40% will not buy in another). </w:t>
       </w:r>
-      <w:hyperlink w:history="1" r:id="rId26evslp8akdnmxy6m-dm4">
+      <w:hyperlink w:history="1" r:id="rId517kg-m5_u5eidowzxmjm">
         <w:r>
           <w:rPr>
             <w:rStyle w:val="Hyperlink"/>
@@ -872,7 +872,7 @@
         </w:rPr>
         <w:t xml:space="preserve"> · Coverage: </w:t>
       </w:r>
-      <w:hyperlink w:history="1" r:id="rIdu0smvusosxtijhtivdrc3">
+      <w:hyperlink w:history="1" r:id="rIdxnkvmpwppcfm1fxfmv5ew">
         <w:r>
           <w:rPr>
             <w:rStyle w:val="Hyperlink"/>
@@ -910,7 +910,7 @@
         </w:rPr>
         <w:t xml:space="preserve"> (~25.6M, ~8%; Spanish ~16M). </w:t>
       </w:r>
-      <w:hyperlink w:history="1" r:id="rIdgwic5k9dayxqg8ie7k9uj">
+      <w:hyperlink w:history="1" r:id="rId8z6jy77qojb7mty8be3yf">
         <w:r>
           <w:rPr>
             <w:rStyle w:val="Hyperlink"/>
@@ -927,7 +927,7 @@
         </w:rPr>
         <w:t xml:space="preserve"> · Migration Policy Institute: </w:t>
       </w:r>
-      <w:hyperlink w:history="1" r:id="rIdqoo6bc3wka1c4sjhn_w5c">
+      <w:hyperlink w:history="1" r:id="rIdtzncx3iirzp_6vwja_9_9">
         <w:r>
           <w:rPr>
             <w:rStyle w:val="Hyperlink"/>
@@ -965,7 +965,7 @@
         </w:rPr>
         <w:t xml:space="preserve"> (Hispanic unbanked 9.5% vs. 4.2% national). </w:t>
       </w:r>
-      <w:hyperlink w:history="1" r:id="rIdafqedqfqfdxafujdsydmj">
+      <w:hyperlink w:history="1" r:id="rIdvataxuozd0ye3jchhzfpt">
         <w:r>
           <w:rPr>
             <w:rStyle w:val="Hyperlink"/>
@@ -1003,7 +1003,7 @@
         </w:rPr>
         <w:t xml:space="preserve"> (Jan. 2021). </w:t>
       </w:r>
-      <w:hyperlink w:history="1" r:id="rIdonv90c4ojnty4xnwjp_hz">
+      <w:hyperlink w:history="1" r:id="rIdpqjhbh_icmdjmyczehswc">
         <w:r>
           <w:rPr>
             <w:rStyle w:val="Hyperlink"/>
@@ -1020,7 +1020,7 @@
         </w:rPr>
         <w:t xml:space="preserve"> · PDF: </w:t>
       </w:r>
-      <w:hyperlink w:history="1" r:id="rIdwyfwkkez8i9v9acq8zxkq">
+      <w:hyperlink w:history="1" r:id="rIdlc1p8enij9jxvzdi6g7wx">
         <w:r>
           <w:rPr>
             <w:rStyle w:val="Hyperlink"/>
@@ -1058,7 +1058,7 @@
         </w:rPr>
         <w:t xml:space="preserve"> (record 10.2M Hispanic homeowners). </w:t>
       </w:r>
-      <w:hyperlink w:history="1" r:id="rIdphsnshujbpmafipzh2p9e">
+      <w:hyperlink w:history="1" r:id="rIdvetgg3yqerrhcfqcprpjy">
         <w:r>
           <w:rPr>
             <w:rStyle w:val="Hyperlink"/>
@@ -1075,7 +1075,7 @@
         </w:rPr>
         <w:t xml:space="preserve"> · </w:t>
       </w:r>
-      <w:hyperlink w:history="1" r:id="rId6pkguk9hrzq2kc8wdfxpl">
+      <w:hyperlink w:history="1" r:id="rIddvxetyobcgbygh_nptgvo">
         <w:r>
           <w:rPr>
             <w:rStyle w:val="Hyperlink"/>
@@ -1113,7 +1113,7 @@
         </w:rPr>
         <w:t xml:space="preserve"> (AAPI homeownership). </w:t>
       </w:r>
-      <w:hyperlink w:history="1" r:id="rId5_lqthhohgehhf1ezzn7f">
+      <w:hyperlink w:history="1" r:id="rIdcrvolfcg472gnms1albai">
         <w:r>
           <w:rPr>
             <w:rStyle w:val="Hyperlink"/>
@@ -1130,7 +1130,7 @@
         </w:rPr>
         <w:t xml:space="preserve"> · NAR: </w:t>
       </w:r>
-      <w:hyperlink w:history="1" r:id="rIdpkqmysbrqe7ynrngiocg8">
+      <w:hyperlink w:history="1" r:id="rId2yribkaivnif4ut0ca24u">
         <w:r>
           <w:rPr>
             <w:rStyle w:val="Hyperlink"/>
@@ -1168,7 +1168,7 @@
         </w:rPr>
         <w:t xml:space="preserve"> (fuzzy logic: Jaro-Winkler and Soundex; Gaddafi/Qaddafi/Kadafi; try transliteration variants; OFAC does not recommend thresholds). </w:t>
       </w:r>
-      <w:hyperlink w:history="1" r:id="rIdxddd0w2yy3-m7s_pwqa4y">
+      <w:hyperlink w:history="1" r:id="rId31xqshhfrzov2lxwdla_x">
         <w:r>
           <w:rPr>
             <w:rStyle w:val="Hyperlink"/>
@@ -1190,7 +1190,7 @@
         </w:rPr>
         <w:t xml:space="preserve">[8] The problem of false positives in AML screening (90-95%+ false-positive rates; transliteration a key driver). </w:t>
       </w:r>
-      <w:hyperlink w:history="1" r:id="rIdho0tzec_zktv2_uwcphtd">
+      <w:hyperlink w:history="1" r:id="rIdvevbtmmvfxxw8dhv29rvy">
         <w:r>
           <w:rPr>
             <w:rStyle w:val="Hyperlink"/>
@@ -1207,7 +1207,7 @@
         </w:rPr>
         <w:t xml:space="preserve"> · </w:t>
       </w:r>
-      <w:hyperlink w:history="1" r:id="rIdpxstcud9wfe5ysrkbjq9r">
+      <w:hyperlink w:history="1" r:id="rIddnnpbrm5m3gxga6ce5hxu">
         <w:r>
           <w:rPr>
             <w:rStyle w:val="Hyperlink"/>
@@ -1245,7 +1245,7 @@
         </w:rPr>
         <w:t xml:space="preserve"> (Aug. 3, 2026). </w:t>
       </w:r>
-      <w:hyperlink w:history="1" r:id="rIdpnrue8mjdy3khkuwh3gqa">
+      <w:hyperlink w:history="1" r:id="rIdykick2cn0cc0mf7ss6r_e">
         <w:r>
           <w:rPr>
             <w:rStyle w:val="Hyperlink"/>
@@ -1262,7 +1262,7 @@
         </w:rPr>
         <w:t xml:space="preserve"> · American Banker: </w:t>
       </w:r>
-      <w:hyperlink w:history="1" r:id="rIdoagjocsdfdykf8qu3qn2u">
+      <w:hyperlink w:history="1" r:id="rIdn5rvjhdaixbj62ugtf4gf">
         <w:r>
           <w:rPr>
             <w:rStyle w:val="Hyperlink"/>
@@ -1284,7 +1284,7 @@
         </w:rPr>
         <w:t xml:space="preserve">[10] Largest AML/sanctions fines (TD Bank ~$3.09B, 2024; Standard Chartered $1.1B, 2019; BNP Paribas ~$9B, 2014). </w:t>
       </w:r>
-      <w:hyperlink w:history="1" r:id="rIdzlci4hbwowzllef7ycm8v">
+      <w:hyperlink w:history="1" r:id="rIdrxq41ubfaqfgbvuyxllvr">
         <w:r>
           <w:rPr>
             <w:rStyle w:val="Hyperlink"/>
@@ -1301,7 +1301,7 @@
         </w:rPr>
         <w:t xml:space="preserve"> · </w:t>
       </w:r>
-      <w:hyperlink w:history="1" r:id="rIdnvasjylcxdniujoakrm80">
+      <w:hyperlink w:history="1" r:id="rIdosww7hgysayzg73ry4lbn">
         <w:r>
           <w:rPr>
             <w:rStyle w:val="Hyperlink"/>
@@ -1323,7 +1323,7 @@
         </w:rPr>
         <w:t xml:space="preserve">[11] EU Anti-Money Laundering Authority (AMLA) and single rulebook / perpetual KYC. </w:t>
       </w:r>
-      <w:hyperlink w:history="1" r:id="rIdnlqimwwasbd-nhjv6nkmi">
+      <w:hyperlink w:history="1" r:id="rIdkkwxr3ycnj-vcqc7qtqzs">
         <w:r>
           <w:rPr>
             <w:rStyle w:val="Hyperlink"/>
@@ -1340,7 +1340,7 @@
         </w:rPr>
         <w:t xml:space="preserve"> · PwC: </w:t>
       </w:r>
-      <w:hyperlink w:history="1" r:id="rIdsmmglh7pomz78zgve69cd">
+      <w:hyperlink w:history="1" r:id="rIdcbdnm1l9_ttbp14dxlhy3">
         <w:r>
           <w:rPr>
             <w:rStyle w:val="Hyperlink"/>
@@ -1362,7 +1362,7 @@
         </w:rPr>
         <w:t xml:space="preserve">[12] MLB reaches a $125M sponsorship deal with Capital One (CNBC, Mar. 28, 2022). </w:t>
       </w:r>
-      <w:hyperlink w:history="1" r:id="rIdrlx3dorlvjxnprjaoygcu">
+      <w:hyperlink w:history="1" r:id="rIdehxgwgheeo-og2ke8zh5e">
         <w:r>
           <w:rPr>
             <w:rStyle w:val="Hyperlink"/>
@@ -1379,7 +1379,7 @@
         </w:rPr>
         <w:t xml:space="preserve"> · Capital One Newsroom: </w:t>
       </w:r>
-      <w:hyperlink w:history="1" r:id="rIdsy9i2xiyp8pm24mzedewr">
+      <w:hyperlink w:history="1" r:id="rIdx4hfdm25yhkbeq7hthtrc">
         <w:r>
           <w:rPr>
             <w:rStyle w:val="Hyperlink"/>
@@ -1401,7 +1401,7 @@
         </w:rPr>
         <w:t xml:space="preserve">[13] New York City FC Announce Viamericas as Official International Money Transfer &amp; Remittance Partner (Aug. 11, 2026). </w:t>
       </w:r>
-      <w:hyperlink w:history="1" r:id="rId2tm6ymuvzycvrdw7q8y8b">
+      <w:hyperlink w:history="1" r:id="rIdwt0cnfqq-8hdg-mreuwku">
         <w:r>
           <w:rPr>
             <w:rStyle w:val="Hyperlink"/>
@@ -1418,7 +1418,7 @@
         </w:rPr>
         <w:t xml:space="preserve"> · Viamericas (95 countries): </w:t>
       </w:r>
-      <w:hyperlink w:history="1" r:id="rIdjg6lexiypg3ibzahjfe-a">
+      <w:hyperlink w:history="1" r:id="rIdv3doj2zesodhklfdp5kqk">
         <w:r>
           <w:rPr>
             <w:rStyle w:val="Hyperlink"/>
@@ -1451,7 +1451,7 @@
           <w:sz w:val="22"/>
           <w:szCs w:val="22"/>
         </w:rPr>
-        <w:t xml:space="preserve">Related TransPerfect writing on this theme: [Buying Loyalty in a Second Language](https://www.transperfect.com/blog/buying-loyalty-in-a-second-language) and [One Name, Six Spellings: The Multilingual Blind Spot in KYC and Sanctions Screening](https://www.transperfect.com/blog/multilingual-kyc-sanctions-screening) (swap for live URLs).</w:t>
+        <w:t xml:space="preserve">Related TransPerfect writing on this theme: [Buying Loyalty in a Second Language](https://www.transperfect.com/blog/buying-loyalty-in-a-second-language) and [One Name, Six Spellings: The Multilingual Blind Spot in KYC and Sanctions Screening](https://www.transperfect.com/blog/one-name-six-spellings-blind-spot-kyc-and-sanctions-screening) (Buying Loyalty URL is a placeholder).</w:t>
       </w:r>
     </w:p>
     <w:sectPr>
